--- a/projects/valuepickr-open-screen/docs/Syngene International Ltd.docx
+++ b/projects/valuepickr-open-screen/docs/Syngene International Ltd.docx
@@ -341,6 +341,62 @@
         <w:spacing w:after="120" w:before="280"/>
       </w:pPr>
       <w:r>
+        <w:t xml:space="preserve">Trusted-User Signals (Ongoing)</w:t>
+      </w:r>
+    </w:p>
+    <w:p>
+      <w:pPr>
+        <w:spacing w:after="120"/>
+      </w:pPr>
+      <w:r>
+        <w:rPr>
+          <w:i/>
+          <w:iCs/>
+          <w:color w:val="666666"/>
+          <w:sz w:val="18"/>
+          <w:szCs w:val="18"/>
+        </w:rPr>
+        <w:t xml:space="preserve">Every time a trusted user expresses clear conviction on this stock, most recent first — this section accumulates over time, it isn't a one-time snapshot.</w:t>
+      </w:r>
+    </w:p>
+    <w:p>
+      <w:pPr>
+        <w:spacing w:after="100"/>
+      </w:pPr>
+      <w:r>
+        <w:rPr>
+          <w:b/>
+          <w:bCs/>
+          <w:sz w:val="20"/>
+          <w:szCs w:val="20"/>
+        </w:rPr>
+        <w:t xml:space="preserve">2026-09-12 — unseenvalue (X)</w:t>
+      </w:r>
+      <w:r>
+        <w:rPr>
+          <w:i/>
+          <w:iCs/>
+          <w:color w:val="666666"/>
+          <w:sz w:val="18"/>
+          <w:szCs w:val="18"/>
+        </w:rPr>
+        <w:t xml:space="preserve"> (X / @unseenvalue)</w:t>
+      </w:r>
+      <w:r>
+        <w:rPr>
+          <w:sz w:val="20"/>
+          <w:szCs w:val="20"/>
+        </w:rPr>
+        <w:br/>
+        <w:t xml:space="preserve">: Public contrarian bull stance: "Sticking my neck out in public on #Syngene. I think the numbers will eventually speak louder than the narrative." (Note: same handle had made a bearish reply on Syngene hours earlier same day — mixed/evolving signal.)</w:t>
+      </w:r>
+    </w:p>
+    <w:p>
+      <w:pPr>
+        <w:pStyle w:val="Heading1"/>
+        <w:spacing w:after="120" w:before="280"/>
+      </w:pPr>
+      <w:r>
         <w:t xml:space="preserve">BSE Corporate Actions / Other Red Flags</w:t>
       </w:r>
     </w:p>
@@ -503,6 +559,34 @@
           <w:szCs w:val="24"/>
         </w:rPr>
         <w:t xml:space="preserve">neither</w:t>
+      </w:r>
+    </w:p>
+    <w:p>
+      <w:pPr>
+        <w:spacing w:after="120"/>
+      </w:pPr>
+      <w:r>
+        <w:rPr>
+          <w:color w:val="666666"/>
+          <w:sz w:val="20"/>
+          <w:szCs w:val="20"/>
+        </w:rPr>
+        <w:t xml:space="preserve">4-box gate — tailwind: no · TAM: no · moat: weak · valuation: weak  (score 1 / 4)</w:t>
+      </w:r>
+    </w:p>
+    <w:p>
+      <w:pPr>
+        <w:spacing w:after="120"/>
+      </w:pPr>
+      <w:r>
+        <w:rPr>
+          <w:i/>
+          <w:iCs/>
+          <w:color w:val="666666"/>
+          <w:sz w:val="20"/>
+          <w:szCs w:val="20"/>
+        </w:rPr>
+        <w:t xml:space="preserve">Verdict explicit: recent trend is 'a negative inflection (degrowth guidance)' (tailwind=no) and 'this is a large-cap anyway' (tam=no); 'Syngene specifically has under-executed for years' despite a fine CRAMS/CDMO theme.</w:t>
       </w:r>
     </w:p>
     <w:p>
